--- a/docs/Filum_IQ_protocol.docx
+++ b/docs/Filum_IQ_protocol.docx
@@ -1353,7 +1353,7 @@
                 <w:sz w:val="17"/>
                 <w:szCs w:val="17"/>
               </w:rPr>
-              <w:t xml:space="preserve">Both are refused and redirect to the sign-in screen, disclosing no content. (Verifies URS-01.)</w:t>
+              <w:t xml:space="preserve">Both display the sign-in screen instead of the content requested: no design-file data appears — no organisation name, no programme name. (Verifies URS-01.)</w:t>
             </w:r>
           </w:p>
         </w:tc>

--- a/docs/Filum_IQ_protocol.docx
+++ b/docs/Filum_IQ_protocol.docx
@@ -1083,7 +1083,7 @@
                 <w:sz w:val="17"/>
                 <w:szCs w:val="17"/>
               </w:rPr>
-              <w:t xml:space="preserve">Migrations apply without error, the administrator account, the programme and the standards library are created, and the service reaches the healthy state (healthcheck).</w:t>
+              <w:t xml:space="preserve">Migrations apply without error, the administrator account, the programme and the standards library are created, and the service reaches the healthy state (healthcheck). Record the version number announced in the log: step IQ-07 will check it against the one displayed by the interface.</w:t>
             </w:r>
           </w:p>
         </w:tc>
@@ -1488,7 +1488,7 @@
                 <w:sz w:val="17"/>
                 <w:szCs w:val="17"/>
               </w:rPr>
-              <w:t xml:space="preserve">The change succeeds, signing in again with the old password fails, and the version number recorded is that of the delivery. Without this step, signatures are not attributable to the holder alone.</w:t>
+              <w:t xml:space="preserve">The change succeeds, signing in again with the old password fails, and the version number recorded is that of the delivery — IDENTICAL to the one announced in the log at step IQ-04. Without this step, signatures are not attributable to the holder alone.</w:t>
             </w:r>
           </w:p>
         </w:tc>

--- a/docs/Filum_IQ_protocol.docx
+++ b/docs/Filum_IQ_protocol.docx
@@ -790,7 +790,7 @@
                 <w:sz w:val="17"/>
                 <w:szCs w:val="17"/>
               </w:rPr>
-              <w:t xml:space="preserve">Load the image archive (`docker load -i filum-image.tar`) and record the identifier and digest of the resulting image (`docker images --digests`).</w:t>
+              <w:t xml:space="preserve">First check the digest of the ARCHIVE received, without Docker: `sha256sum -c filum-&lt;version&gt;.tar.gz.sha256`, or on Windows `Get-FileHash filum-&lt;version&gt;.tar.gz -Algorithm SHA256`. Then load it: `docker load -i filum-&lt;version&gt;.tar.gz`, and record the identifier of the resulting image: `docker image inspect filum:latest --format '{{.ID}}'`.</w:t>
             </w:r>
           </w:p>
         </w:tc>
@@ -813,7 +813,7 @@
                 <w:sz w:val="17"/>
                 <w:szCs w:val="17"/>
               </w:rPr>
-              <w:t xml:space="preserve">The digest recorded matches the one communicated by the vendor with the delivery.</w:t>
+              <w:t xml:space="preserve">BOTH digests match those communicated by the vendor: the archive digest attests that the delivery is intact, the image digest attests that this is indeed the image the vendor built. Do not rebuild the image to check — two builds of the same code yield different digests, and the comparison would fail on a delivery that is in fact intact.</w:t>
             </w:r>
           </w:p>
         </w:tc>

--- a/docs/Filum_IQ_protocol.docx
+++ b/docs/Filum_IQ_protocol.docx
@@ -1758,7 +1758,7 @@
                 <w:sz w:val="17"/>
                 <w:szCs w:val="17"/>
               </w:rPr>
-              <w:t xml:space="preserve">Both archives are produced and both checks answer “verified”. An empty archive is produced without any error: that is what the check detects.</w:t>
+              <w:t xml:space="preserve">Both volumes exist BEFORE the backup (the preliminary check says so), both archives are produced, and the database archive contains filum.db. The number of archived records is recorded: on an installation in service, zero is a signal.</w:t>
             </w:r>
           </w:p>
         </w:tc>

--- a/docs/Filum_IQ_protocol.docx
+++ b/docs/Filum_IQ_protocol.docx
@@ -65,7 +65,7 @@
           <w:sz w:val="20"/>
           <w:szCs w:val="20"/>
         </w:rPr>
-        <w:t xml:space="preserve">This protocol qualifies the INSTALLATION of Filum version 1.2.0 on your infrastructure. It is designed to be executed by whoever administers your servers — not by your quality engineer: the operations belong to IT operations.</w:t>
+        <w:t xml:space="preserve">This protocol qualifies the INSTALLATION of Filum version 1.2.1 on your infrastructure. It is designed to be executed by whoever administers your servers — not by your quality engineer: the operations belong to IT operations.</w:t>
       </w:r>
     </w:p>
     <w:p>
@@ -3224,7 +3224,7 @@
         <w:sz w:val="15"/>
         <w:szCs w:val="15"/>
       </w:rPr>
-      <w:t xml:space="preserve">   ·   Version 1.2.0 · to be executed and signed by your organisation</w:t>
+      <w:t xml:space="preserve">   ·   Version 1.2.1 · to be executed and signed by your organisation</w:t>
     </w:r>
   </w:p>
 </w:ftr>
